--- a/sources/veille/has-actualite/2026-10-12_veille_has-actualite.docx
+++ b/sources/veille/has-actualite/2026-10-12_veille_has-actualite.docx
@@ -106,7 +106,18 @@
           <w:sz w:val="22"/>
           <w:szCs w:val="22"/>
         </w:rPr>
-        <w:t xml:space="preserve"> de la HAS, lu le 12/10/2026 : aucune entrée du secteur datée de la fenêtre.</w:t>
+        <w:t xml:space="preserve"> de la HAS, lu le 12/10/2026 : ses trois entrées du secteur datées de la fenêtre — SAAD Familles le 08/10, surdicécité le 07/10, mineurs en situation de prostitution le 06/10 — sont des NOTES DE CADRAGE, donc des lancements de travaux, et non des recommandations publiées. Aucune RBPP achevée n'y figure pour la fenêtre.</w:t>
+      </w:r>
+      <w:r>
+        <w:rPr>
+          <w:rFonts w:ascii="Times New Roman" w:cs="Times New Roman" w:eastAsia="Times New Roman" w:hAnsi="Times New Roman"/>
+          <w:i/>
+          <w:iCs/>
+          <w:color w:val="6B7280"/>
+          <w:sz w:val="18"/>
+          <w:szCs w:val="18"/>
+        </w:rPr>
+        <w:t xml:space="preserve">   [Corrigé le 12/10/2026 : la version du 12/10/2026 écrivait « aucune entrée du secteur datée de la fenêtre ». Le flux en porte TROIS, datées du 06, du 07 et du 08/10/2026 — ce sont exactement les trois notes de cadrage énumérées au paragraphe suivant. La conclusion (aucune RBPP publiée) restait vraie, sa justification était démentie par la note elle-même. La phrase est reprise à l'identique des éditions du 02/09 et du 05/10, où elle était juste : elle est devenue fausse la première semaine où le secteur a publié.]</w:t>
       </w:r>
     </w:p>
     <w:p>
@@ -125,7 +136,18 @@
           <w:sz w:val="22"/>
           <w:szCs w:val="22"/>
         </w:rPr>
-        <w:t xml:space="preserve">3 notes de cadrage secteur social et médico-social publiées cette semaine, toutes validées le 29/09/2026 par la Commission en charge du social et du médico-social (CSMS) :</w:t>
+        <w:t xml:space="preserve">3 notes de cadrage secteur social et médico-social publiées cette semaine, toutes portant la mention « Date de validation : 29 septembre 2026 ». Les trois pages ne nomment aucune commission : le rapprochement avec la réunion de la CSMS du 29/09/2026, dont la page est listée en sources, est une déduction de cette note, formulée comme telle plus bas :</w:t>
+      </w:r>
+      <w:r>
+        <w:rPr>
+          <w:rFonts w:ascii="Times New Roman" w:cs="Times New Roman" w:eastAsia="Times New Roman" w:hAnsi="Times New Roman"/>
+          <w:i/>
+          <w:iCs/>
+          <w:color w:val="6B7280"/>
+          <w:sz w:val="18"/>
+          <w:szCs w:val="18"/>
+        </w:rPr>
+        <w:t xml:space="preserve">   [Corrigé le 12/10/2026 : la version du 12/10/2026 écrivait « toutes validées le 29/09/2026 par la Commission en charge du social et du médico-social (CSMS) ». Les trois pages, rouvertes le 12/10/2026, n'écrivent que « Date de validation : 29 septembre 2026 » : « CSMS » y compte zéro occurrence et « Commission » zéro. La déduction est solide — la CSMS a bien siégé ce jour-là de 09h30 à 17h — et la note la formulait correctement trois paragraphes plus bas ; c'est l'énoncé de tête qui la donnait pour lue.]</w:t>
       </w:r>
     </w:p>
     <w:p>
@@ -555,7 +577,18 @@
           <w:sz w:val="22"/>
           <w:szCs w:val="22"/>
         </w:rPr>
-        <w:t xml:space="preserve"> validée 07/07/2026 : constitution des groupes 09-10/2026 (phase en cours), travaux 11/2026-10/2027, relecture 07-09/2027, passage en commission 4e trimestre 2027.</w:t>
+        <w:t xml:space="preserve"> validée 07/07/2026 — calendrier repris du document téléchargeable de cette note, par l'édition du 28/09/2026 de cette veille ; la page HTML, consultée le 12/10/2026, ne porte ni « 2027 », ni « relecture », ni « commission » : constitution des groupes 09-10/2026 (phase en cours), travaux 11/2026-10/2027, relecture 07-09/2027, passage en commission 4e trimestre 2027.</w:t>
+      </w:r>
+      <w:r>
+        <w:rPr>
+          <w:rFonts w:ascii="Times New Roman" w:cs="Times New Roman" w:eastAsia="Times New Roman" w:hAnsi="Times New Roman"/>
+          <w:i/>
+          <w:iCs/>
+          <w:color w:val="6B7280"/>
+          <w:sz w:val="18"/>
+          <w:szCs w:val="18"/>
+        </w:rPr>
+        <w:t xml:space="preserve">   [Corrigé le 12/10/2026 : le calendrier était donné « selon la note de cadrage » sans dire qu'il vient du document téléchargeable et non de la page, et la page avait disparu de l'inventaire des sources alors que les éditions du 28/09 et du 05/10 la déclaraient « ✅ consulté, HTTP 200 vérifié ». Le fond tient : le calendrier avait été vérifié sur le document, puis resserré par une correction du 21/09/2026 portée à l'édition du 02/09.]</w:t>
       </w:r>
     </w:p>
     <w:p>
@@ -633,7 +666,18 @@
           <w:sz w:val="22"/>
           <w:szCs w:val="22"/>
         </w:rPr>
-        <w:t xml:space="preserve"> mise en ligne le 11/03/2025. Travaux en cours. Aucune date de publication de la RBPP précisée.</w:t>
+        <w:t xml:space="preserve"> validée le 11/03/2025 et mise en ligne le 19/03/2025, page désormais citée en locale française. Travaux en cours. Aucune date de publication de la RBPP précisée.</w:t>
+      </w:r>
+      <w:r>
+        <w:rPr>
+          <w:rFonts w:ascii="Times New Roman" w:cs="Times New Roman" w:eastAsia="Times New Roman" w:hAnsi="Times New Roman"/>
+          <w:i/>
+          <w:iCs/>
+          <w:color w:val="6B7280"/>
+          <w:sz w:val="18"/>
+          <w:szCs w:val="18"/>
+        </w:rPr>
+        <w:t xml:space="preserve">   [Corrigé le 12/10/2026 : la version du 12/10/2026 écrivait « mise en ligne le 11/03/2025 ». La page citée était en locale anglaise et porte deux champs distincts — « Date : 11 March 2025 » et « Posted on Mar 19 2025 » — où le 11 mars est la date de VALIDATION. La page en locale française, désormais citée, l'écrit sans ambiguïté : « Date de validation : 11 mars 2025 », « Mis en ligne le 19 mars 2025 ». ⚠️ Cette confusion avait été relevée, avec la bonne valeur, par la fiche de l'édition du 05/10/2026 : elle a été rejouée telle quelle une semaine plus tard, faute d'un contrôle qui relise l'édition précédente.]</w:t>
       </w:r>
     </w:p>
     <w:p>
@@ -673,7 +717,7 @@
           <w:sz w:val="22"/>
           <w:szCs w:val="22"/>
         </w:rPr>
-        <w:t xml:space="preserve"> mise en ligne le 20/01/2025. Travaux en cours. Aucune date de publication de la RBPP précisée.</w:t>
+        <w:t xml:space="preserve"> validée le 14/01/2025 et mise en ligne le 20/01/2025, page désormais citée en locale française. Travaux en cours. Aucune date de publication de la RBPP précisée.</w:t>
       </w:r>
     </w:p>
     <w:p>
@@ -1262,7 +1306,7 @@
           <w:sz w:val="22"/>
           <w:szCs w:val="22"/>
         </w:rPr>
-        <w:t xml:space="preserve">7 ✅ reprises dans le corps | 1 consultée sans apport | 0 ⛔ — 8 sources documentaires tentées</w:t>
+        <w:t xml:space="preserve">7 ✅ reprises dans le corps | 1 consultée sans apport | 0 ⛔ — 8 sources documentaires tentées. ⚠️ Quatre pages de plus sont liées dans le corps sans figurer dans cet inventaire — les notes de cadrage vie quotidienne 3-11 ans, autodétermination et pair-aidance, et le guide simulation en santé : leurs éléments sont hérités des deux éditions précédentes de cette veille, qui les déclaraient consultées — douze adresses distinctes sont liées, huit sont déclarées ici</w:t>
       </w:r>
     </w:p>
     <w:p>
@@ -1595,6 +1639,90 @@
           <w:szCs w:val="22"/>
         </w:rPr>
         <w:t xml:space="preserve">Aucune correction — note produite le 12/10/2026.</w:t>
+      </w:r>
+    </w:p>
+    <w:p>
+      <w:pPr>
+        <w:spacing w:after="80"/>
+      </w:pPr>
+      <w:r>
+        <w:rPr>
+          <w:rFonts w:ascii="Times New Roman" w:cs="Times New Roman" w:eastAsia="Times New Roman" w:hAnsi="Times New Roman"/>
+          <w:color w:val="1F2937"/>
+          <w:sz w:val="22"/>
+          <w:szCs w:val="22"/>
+        </w:rPr>
+        <w:t xml:space="preserve">Corrections apportées le 12/10/2026 après réouverture des douze adresses liées avec un agent de navigateur et relecture du flux RSS « Recommandations et guides » entrée par entrée. Les libellés d'origine sont conservés ci-dessous.</w:t>
+      </w:r>
+    </w:p>
+    <w:p>
+      <w:pPr>
+        <w:spacing w:after="80"/>
+      </w:pPr>
+      <w:r>
+        <w:rPr>
+          <w:rFonts w:ascii="Times New Roman" w:cs="Times New Roman" w:eastAsia="Times New Roman" w:hAnsi="Times New Roman"/>
+          <w:color w:val="1F2937"/>
+          <w:sz w:val="20"/>
+          <w:szCs w:val="20"/>
+        </w:rPr>
+        <w:t xml:space="preserve">• 🔵 En bref — « aucune entrée du secteur datée de la fenêtre » : le flux en porte trois, qui sont les trois notes de cadrage énumérées juste après. Phrase reprise des éditions du 02/09 et du 05/10, où elle était vraie.</w:t>
+      </w:r>
+    </w:p>
+    <w:p>
+      <w:pPr>
+        <w:spacing w:after="80"/>
+      </w:pPr>
+      <w:r>
+        <w:rPr>
+          <w:rFonts w:ascii="Times New Roman" w:cs="Times New Roman" w:eastAsia="Times New Roman" w:hAnsi="Times New Roman"/>
+          <w:color w:val="1F2937"/>
+          <w:sz w:val="20"/>
+          <w:szCs w:val="20"/>
+        </w:rPr>
+        <w:t xml:space="preserve">• 🔵 En bref — « validées le 29/09/2026 par la CSMS » : les trois pages ne nomment aucune commission. L'attribution redevient la déduction qu'elle est.</w:t>
+      </w:r>
+    </w:p>
+    <w:p>
+      <w:pPr>
+        <w:spacing w:after="80"/>
+      </w:pPr>
+      <w:r>
+        <w:rPr>
+          <w:rFonts w:ascii="Times New Roman" w:cs="Times New Roman" w:eastAsia="Times New Roman" w:hAnsi="Times New Roman"/>
+          <w:color w:val="1F2937"/>
+          <w:sz w:val="20"/>
+          <w:szCs w:val="20"/>
+        </w:rPr>
+        <w:t xml:space="preserve">• 📅 À venir — « autodétermination, note de cadrage mise en ligne le 11/03/2025 » : le 11/03/2025 est la date de validation, la mise en ligne est le 19/03/2025. Les deux adresses citées en locale anglaise passent en locale française, qui nomme ses champs sans ambiguïté — recommandation de la fiche du 05/10/2026, restée sans effet une semaine.</w:t>
+      </w:r>
+    </w:p>
+    <w:p>
+      <w:pPr>
+        <w:spacing w:after="80"/>
+      </w:pPr>
+      <w:r>
+        <w:rPr>
+          <w:rFonts w:ascii="Times New Roman" w:cs="Times New Roman" w:eastAsia="Times New Roman" w:hAnsi="Times New Roman"/>
+          <w:color w:val="1F2937"/>
+          <w:sz w:val="20"/>
+          <w:szCs w:val="20"/>
+        </w:rPr>
+        <w:t xml:space="preserve">• 📅 À venir — le calendrier de la RBPP 3-11 ans porte désormais sa provenance : document téléchargeable de la note de cadrage, hérité de l'édition du 28/09/2026.</w:t>
+      </w:r>
+    </w:p>
+    <w:p>
+      <w:pPr>
+        <w:spacing w:after="80"/>
+      </w:pPr>
+      <w:r>
+        <w:rPr>
+          <w:rFonts w:ascii="Times New Roman" w:cs="Times New Roman" w:eastAsia="Times New Roman" w:hAnsi="Times New Roman"/>
+          <w:color w:val="1F2937"/>
+          <w:sz w:val="20"/>
+          <w:szCs w:val="20"/>
+        </w:rPr>
+        <w:t xml:space="preserve">• 📚 Sources — l'inventaire annonçait 8 sources pour 12 adresses liées. Les quatre pages héritées sont désormais nommées.</w:t>
       </w:r>
     </w:p>
     <w:sectPr>
